--- a/Important Documents/Research.docx
+++ b/Important Documents/Research.docx
@@ -29,7 +29,7 @@
         <w:t xml:space="preserve">Navigators</w:t>
       </w:r>
       <w:r>
-        <w:t xml:space="preserve"> </w:t>
+        <w:br/>
       </w:r>
       <w:r>
         <w:rPr>
@@ -45,6 +45,13 @@
         <w:t xml:space="preserve">AI/ML for Intelligent Dead Reckoning using IO-VNBD</w:t>
       </w:r>
     </w:p>
+    <w:p>
+      <w:r>
+        <w:pict>
+          <v:rect style="width:0;height:1.5pt" o:hralign="center" o:hrstd="t" o:hr="t"/>
+        </w:pict>
+      </w:r>
+    </w:p>
     <w:bookmarkStart w:id="9" w:name="dataset-analysis-io-vnbd"/>
     <w:p>
       <w:pPr>
@@ -61,15 +68,15 @@
       <w:r>
         <w:t xml:space="preserve">The IO-VNBD (Inertial Odometry Vehicle Navigation Benchmark Dataset) is a pivotal resource for this project.</w:t>
       </w:r>
-      <w:r>
-        <w:t xml:space="preserve"> </w:t>
-      </w:r>
-      <w:r>
-        <w:t xml:space="preserve">*</w:t>
-      </w:r>
-      <w:r>
-        <w:t xml:space="preserve"> </w:t>
-      </w:r>
+    </w:p>
+    <w:p>
+      <w:pPr>
+        <w:pStyle w:val="Compact"/>
+        <w:numPr>
+          <w:ilvl w:val="0"/>
+          <w:numId w:val="1001"/>
+        </w:numPr>
+      </w:pPr>
       <w:r>
         <w:rPr>
           <w:b/>
@@ -83,15 +90,15 @@
       <w:r>
         <w:t xml:space="preserve">Collected across the UK, Nigeria, and France.</w:t>
       </w:r>
-      <w:r>
-        <w:t xml:space="preserve"> </w:t>
-      </w:r>
-      <w:r>
-        <w:t xml:space="preserve">*</w:t>
-      </w:r>
-      <w:r>
-        <w:t xml:space="preserve"> </w:t>
-      </w:r>
+    </w:p>
+    <w:p>
+      <w:pPr>
+        <w:pStyle w:val="Compact"/>
+        <w:numPr>
+          <w:ilvl w:val="0"/>
+          <w:numId w:val="1001"/>
+        </w:numPr>
+      </w:pPr>
       <w:r>
         <w:rPr>
           <w:b/>
@@ -103,17 +110,17 @@
         <w:t xml:space="preserve"> </w:t>
       </w:r>
       <w:r>
-        <w:t xml:space="preserve">Contains ~58 hours of smartphone-recorded data covering ~4,400 km, alongside vehicle-extracted data.</w:t>
-      </w:r>
-      <w:r>
-        <w:t xml:space="preserve"> </w:t>
-      </w:r>
-      <w:r>
-        <w:t xml:space="preserve">*</w:t>
-      </w:r>
-      <w:r>
-        <w:t xml:space="preserve"> </w:t>
-      </w:r>
+        <w:t xml:space="preserve">Contains ~58 hours of smartphone-recorded data covering ~4,400 km, alongside vehicle-extracted ground truth data.</w:t>
+      </w:r>
+    </w:p>
+    <w:p>
+      <w:pPr>
+        <w:pStyle w:val="Compact"/>
+        <w:numPr>
+          <w:ilvl w:val="0"/>
+          <w:numId w:val="1001"/>
+        </w:numPr>
+      </w:pPr>
       <w:r>
         <w:rPr>
           <w:b/>
@@ -125,7 +132,14 @@
         <w:t xml:space="preserve"> </w:t>
       </w:r>
       <w:r>
-        <w:t xml:space="preserve">Low-cost INS sensors (like those in smartphones) suffer from substantial noise and bias, causing rapid drift when integrated twice for position.</w:t>
+        <w:t xml:space="preserve">Low-cost INS sensors (like those in smartphones) suffer from substantial noise and bias, causing rapid, cubic drift when integrated traditionally for position.</w:t>
+      </w:r>
+    </w:p>
+    <w:p>
+      <w:r>
+        <w:pict>
+          <v:rect style="width:0;height:1.5pt" o:hralign="center" o:hrstd="t" o:hr="t"/>
+        </w:pict>
       </w:r>
     </w:p>
     <w:bookmarkEnd w:id="9"/>
@@ -143,7 +157,7 @@
         <w:pStyle w:val="Compact"/>
         <w:numPr>
           <w:ilvl w:val="0"/>
-          <w:numId w:val="1001"/>
+          <w:numId w:val="1002"/>
         </w:numPr>
       </w:pPr>
       <w:r>
@@ -165,7 +179,7 @@
         <w:pStyle w:val="Compact"/>
         <w:numPr>
           <w:ilvl w:val="0"/>
-          <w:numId w:val="1001"/>
+          <w:numId w:val="1002"/>
         </w:numPr>
       </w:pPr>
       <w:r>
@@ -187,7 +201,7 @@
         <w:pStyle w:val="Compact"/>
         <w:numPr>
           <w:ilvl w:val="0"/>
-          <w:numId w:val="1001"/>
+          <w:numId w:val="1002"/>
         </w:numPr>
       </w:pPr>
       <w:r>
@@ -204,6 +218,35 @@
         <w:t xml:space="preserve">LSTMs and Temporal Convolutional Networks (TCNs) are highly effective because they can learn the implicit temporal patterns of human or vehicle motion, correcting for vibration and dynamic biases better than traditional filters.</w:t>
       </w:r>
     </w:p>
+    <w:p>
+      <w:pPr>
+        <w:pStyle w:val="Compact"/>
+        <w:numPr>
+          <w:ilvl w:val="0"/>
+          <w:numId w:val="1002"/>
+        </w:numPr>
+      </w:pPr>
+      <w:r>
+        <w:rPr>
+          <w:b/>
+          <w:bCs/>
+        </w:rPr>
+        <w:t xml:space="preserve">Robust Generalization:</w:t>
+      </w:r>
+      <w:r>
+        <w:t xml:space="preserve"> </w:t>
+      </w:r>
+      <w:r>
+        <w:t xml:space="preserve">Training must include aggressive data augmentations (impulsive shock, Gaussian noise, varying scale and rotation) to prevent the AI from overfitting to one specific car or mounting angle.</w:t>
+      </w:r>
+    </w:p>
+    <w:p>
+      <w:r>
+        <w:pict>
+          <v:rect style="width:0;height:1.5pt" o:hralign="center" o:hrstd="t" o:hr="t"/>
+        </w:pict>
+      </w:r>
+    </w:p>
     <w:bookmarkEnd w:id="10"/>
     <w:bookmarkStart w:id="11" w:name="sensor-fusion-and-ekf"/>
     <w:p>
@@ -221,15 +264,15 @@
       <w:r>
         <w:t xml:space="preserve">While AI predicts relative motion well, an absolute reference is needed to prevent unbounded drift over long periods.</w:t>
       </w:r>
-      <w:r>
-        <w:t xml:space="preserve"> </w:t>
-      </w:r>
-      <w:r>
-        <w:t xml:space="preserve">*</w:t>
-      </w:r>
-      <w:r>
-        <w:t xml:space="preserve"> </w:t>
-      </w:r>
+    </w:p>
+    <w:p>
+      <w:pPr>
+        <w:pStyle w:val="Compact"/>
+        <w:numPr>
+          <w:ilvl w:val="0"/>
+          <w:numId w:val="1003"/>
+        </w:numPr>
+      </w:pPr>
       <w:r>
         <w:rPr>
           <w:b/>
@@ -241,17 +284,17 @@
         <w:t xml:space="preserve"> </w:t>
       </w:r>
       <w:r>
-        <w:t xml:space="preserve">The standard algorithm for fusing the AI’s high-frequency relative predictions with low-frequency absolute GNSS updates.</w:t>
-      </w:r>
-      <w:r>
-        <w:t xml:space="preserve"> </w:t>
-      </w:r>
-      <w:r>
-        <w:t xml:space="preserve">*</w:t>
-      </w:r>
-      <w:r>
-        <w:t xml:space="preserve"> </w:t>
-      </w:r>
+        <w:t xml:space="preserve">The standard algorithm for fusing the AI’s high-frequency relative predictions with low-frequency absolute GNSS updates. We use a 15-state EKF implementation for optimal state tracking.</w:t>
+      </w:r>
+    </w:p>
+    <w:p>
+      <w:pPr>
+        <w:pStyle w:val="Compact"/>
+        <w:numPr>
+          <w:ilvl w:val="0"/>
+          <w:numId w:val="1003"/>
+        </w:numPr>
+      </w:pPr>
       <w:r>
         <w:rPr>
           <w:b/>
@@ -263,17 +306,7 @@
         <w:t xml:space="preserve"> </w:t>
       </w:r>
       <w:r>
-        <w:t xml:space="preserve">A crucial heuristic where the model detects if the vehicle has stopped (e.g., at a red light) to reset accumulated velocity error to zero.</w:t>
-      </w:r>
-    </w:p>
-    <w:bookmarkEnd w:id="11"/>
-    <w:bookmarkStart w:id="12" w:name="map-matching"/>
-    <w:p>
-      <w:pPr>
-        <w:pStyle w:val="Heading2"/>
-      </w:pPr>
-      <w:r>
-        <w:t xml:space="preserve">4. Map Matching</w:t>
+        <w:t xml:space="preserve">A crucial heuristic where the model detects if the vehicle has stopped (e.g., at a red light) to rest accumulate velocity error to zero.</w:t>
       </w:r>
     </w:p>
     <w:p>
@@ -281,7 +314,46 @@
         <w:pStyle w:val="Compact"/>
         <w:numPr>
           <w:ilvl w:val="0"/>
-          <w:numId w:val="1002"/>
+          <w:numId w:val="1003"/>
+        </w:numPr>
+      </w:pPr>
+      <w:r>
+        <w:rPr>
+          <w:b/>
+          <w:bCs/>
+        </w:rPr>
+        <w:t xml:space="preserve">Non-Holonomic Constraints (NHC):</w:t>
+      </w:r>
+      <w:r>
+        <w:t xml:space="preserve"> </w:t>
+      </w:r>
+      <w:r>
+        <w:t xml:space="preserve">Assumes vehicles do not typically slide sideways, constraining lateral velocity to near zero.</w:t>
+      </w:r>
+    </w:p>
+    <w:p>
+      <w:r>
+        <w:pict>
+          <v:rect style="width:0;height:1.5pt" o:hralign="center" o:hrstd="t" o:hr="t"/>
+        </w:pict>
+      </w:r>
+    </w:p>
+    <w:bookmarkEnd w:id="11"/>
+    <w:bookmarkStart w:id="12" w:name="map-matching"/>
+    <w:p>
+      <w:pPr>
+        <w:pStyle w:val="Heading2"/>
+      </w:pPr>
+      <w:r>
+        <w:t xml:space="preserve">4. Map Matching</w:t>
+      </w:r>
+    </w:p>
+    <w:p>
+      <w:pPr>
+        <w:pStyle w:val="Compact"/>
+        <w:numPr>
+          <w:ilvl w:val="0"/>
+          <w:numId w:val="1004"/>
         </w:numPr>
       </w:pPr>
       <w:r>
@@ -295,7 +367,7 @@
         <w:t xml:space="preserve"> </w:t>
       </w:r>
       <w:r>
-        <w:t xml:space="preserve">To snap the estimated trajectory to known road networks, further bounding the error.</w:t>
+        <w:t xml:space="preserve">To snap the estimated trajectory to known road networks, bounding error drift geometrically.</w:t>
       </w:r>
     </w:p>
     <w:p>
@@ -303,7 +375,7 @@
         <w:pStyle w:val="Compact"/>
         <w:numPr>
           <w:ilvl w:val="0"/>
-          <w:numId w:val="1002"/>
+          <w:numId w:val="1004"/>
         </w:numPr>
       </w:pPr>
       <w:r>
@@ -317,7 +389,7 @@
         <w:t xml:space="preserve"> </w:t>
       </w:r>
       <w:r>
-        <w:t xml:space="preserve">Usually handled using Hidden Markov Models (HMM) or geometry-based snapping using offline maps (OpenStreetMap data).</w:t>
+        <w:t xml:space="preserve">Usually handled using Hidden Markov Models (HMM) for probabilistic snapping or geometry-based snapping using offline maps (OpenStreetMap data) computed directly on the edge.</w:t>
       </w:r>
     </w:p>
     <w:bookmarkEnd w:id="12"/>
@@ -542,6 +614,12 @@
     <w:abstractNumId w:val="991"/>
   </w:num>
   <w:num w:numId="1002">
+    <w:abstractNumId w:val="991"/>
+  </w:num>
+  <w:num w:numId="1003">
+    <w:abstractNumId w:val="991"/>
+  </w:num>
+  <w:num w:numId="1004">
     <w:abstractNumId w:val="991"/>
   </w:num>
 </w:numbering>

--- a/Important Documents/Research.docx
+++ b/Important Documents/Research.docx
@@ -2,13 +2,22 @@
 <file path=word/document.xml><?xml version="1.0" encoding="utf-8"?>
 <w:document xmlns:w="http://schemas.openxmlformats.org/wordprocessingml/2006/main" xmlns:m="http://schemas.openxmlformats.org/officeDocument/2006/math" xmlns:r="http://schemas.openxmlformats.org/officeDocument/2006/relationships" xmlns:o="urn:schemas-microsoft-com:office:office" xmlns:v="urn:schemas-microsoft-com:vml" xmlns:w10="urn:schemas-microsoft-com:office:word" xmlns:a="http://schemas.openxmlformats.org/drawingml/2006/main" xmlns:pic="http://schemas.openxmlformats.org/drawingml/2006/picture" xmlns:wp="http://schemas.openxmlformats.org/drawingml/2006/wordprocessingDrawing">
   <w:body>
-    <w:bookmarkStart w:id="13" w:name="research-document"/>
+    <w:bookmarkStart w:id="14" w:name="research-literature-review"/>
     <w:p>
       <w:pPr>
         <w:pStyle w:val="Heading1"/>
       </w:pPr>
       <w:r>
-        <w:t xml:space="preserve">Research Document</w:t>
+        <w:t xml:space="preserve">Research &amp; Literature Review</w:t>
+      </w:r>
+    </w:p>
+    <w:bookmarkStart w:id="9" w:name="X7148c79bca24eac3f337fabdfb8d444c3b4eaef"/>
+    <w:p>
+      <w:pPr>
+        <w:pStyle w:val="Heading2"/>
+      </w:pPr>
+      <w:r>
+        <w:t xml:space="preserve">Core Problems with Smartphone Dead Reckoning</w:t>
       </w:r>
     </w:p>
     <w:p>
@@ -16,49 +25,34 @@
         <w:pStyle w:val="FirstParagraph"/>
       </w:pPr>
       <w:r>
-        <w:rPr>
-          <w:b/>
-          <w:bCs/>
-        </w:rPr>
-        <w:t xml:space="preserve">Project Name:</w:t>
-      </w:r>
-      <w:r>
-        <w:t xml:space="preserve"> </w:t>
-      </w:r>
-      <w:r>
-        <w:t xml:space="preserve">Navigators</w:t>
-      </w:r>
-      <w:r>
-        <w:br/>
-      </w:r>
-      <w:r>
-        <w:rPr>
-          <w:b/>
-          <w:bCs/>
-        </w:rPr>
-        <w:t xml:space="preserve">Topic:</w:t>
-      </w:r>
-      <w:r>
-        <w:t xml:space="preserve"> </w:t>
-      </w:r>
-      <w:r>
-        <w:t xml:space="preserve">AI/ML for Intelligent Dead Reckoning using IO-VNBD</w:t>
+        <w:t xml:space="preserve">Classical Inertial Navigation Systems (INS) calculate position by double-integrating the acceleration data from IMUs. Because commercial smartphone IMUs suffer from significant MEMS (Micro-Electro-Mechanical Systems) noise, quantization error, and thermal drift, this double integration causes position error to grow quadratically (and eventually cubically due to orientation errors) over time.</w:t>
+      </w:r>
+    </w:p>
+    <w:bookmarkEnd w:id="9"/>
+    <w:bookmarkStart w:id="13" w:name="research-insights"/>
+    <w:p>
+      <w:pPr>
+        <w:pStyle w:val="Heading2"/>
+      </w:pPr>
+      <w:r>
+        <w:t xml:space="preserve">Research Insights</w:t>
       </w:r>
     </w:p>
     <w:p>
-      <w:r>
-        <w:pict>
-          <v:rect style="width:0;height:1.5pt" o:hralign="center" o:hrstd="t" o:hr="t"/>
-        </w:pict>
+      <w:pPr>
+        <w:pStyle w:val="FirstParagraph"/>
+      </w:pPr>
+      <w:r>
+        <w:t xml:space="preserve">To bound this error during GNSS-denied scenarios, this project synthesized several state-of-the-art approaches:</w:t>
       </w:r>
     </w:p>
-    <w:bookmarkStart w:id="9" w:name="dataset-analysis-io-vnbd"/>
+    <w:bookmarkStart w:id="10" w:name="X21b1667f22b7cc4bd8b77b563f17450c4c21e19"/>
     <w:p>
       <w:pPr>
-        <w:pStyle w:val="Heading2"/>
-      </w:pPr>
-      <w:r>
-        <w:t xml:space="preserve">1. Dataset Analysis: IO-VNBD</w:t>
+        <w:pStyle w:val="Heading3"/>
+      </w:pPr>
+      <w:r>
+        <w:t xml:space="preserve">1. AI-Driven Velocity Estimation (TCNs vs LSTMs)</w:t>
       </w:r>
     </w:p>
     <w:p>
@@ -66,257 +60,53 @@
         <w:pStyle w:val="FirstParagraph"/>
       </w:pPr>
       <w:r>
-        <w:t xml:space="preserve">The IO-VNBD (Inertial Odometry Vehicle Navigation Benchmark Dataset) is a pivotal resource for this project.</w:t>
+        <w:t xml:space="preserve">Recent literature indicates that treating velocity estimation as a sequence-to-sequence mapping problem yields better results than raw integration. We chose a Temporal Convolutional Network (TCN) over LSTMs because TCNs:</w:t>
+      </w:r>
+      <w:r>
+        <w:t xml:space="preserve"> </w:t>
+      </w:r>
+      <w:r>
+        <w:t xml:space="preserve">- Exhibit stable gradients over long sequences.</w:t>
+      </w:r>
+      <w:r>
+        <w:t xml:space="preserve"> </w:t>
+      </w:r>
+      <w:r>
+        <w:t xml:space="preserve">- Can process sliding windows (e.g., 200 samples) in parallel, dramatically reducing inference latency on edge CPUs.</w:t>
+      </w:r>
+      <w:r>
+        <w:t xml:space="preserve"> </w:t>
+      </w:r>
+      <w:r>
+        <w:t xml:space="preserve">- Predict absolute 2D vehicle velocities directly, sidestepping integration errors.</w:t>
+      </w:r>
+    </w:p>
+    <w:bookmarkEnd w:id="10"/>
+    <w:bookmarkStart w:id="11" w:name="vehicle-kinematic-constraints-nhc-zupt"/>
+    <w:p>
+      <w:pPr>
+        <w:pStyle w:val="Heading3"/>
+      </w:pPr>
+      <w:r>
+        <w:t xml:space="preserve">2. Vehicle Kinematic Constraints (NHC &amp; ZUPT)</w:t>
       </w:r>
     </w:p>
     <w:p>
       <w:pPr>
-        <w:pStyle w:val="Compact"/>
-        <w:numPr>
-          <w:ilvl w:val="0"/>
-          <w:numId w:val="1001"/>
-        </w:numPr>
-      </w:pPr>
-      <w:r>
-        <w:rPr>
-          <w:b/>
-          <w:bCs/>
-        </w:rPr>
-        <w:t xml:space="preserve">Origin:</w:t>
+        <w:pStyle w:val="FirstParagraph"/>
+      </w:pPr>
+      <w:r>
+        <w:t xml:space="preserve">Research shows that without constraints, an EKF will rapidly diverge.</w:t>
       </w:r>
       <w:r>
         <w:t xml:space="preserve"> </w:t>
       </w:r>
       <w:r>
-        <w:t xml:space="preserve">Collected across the UK, Nigeria, and France.</w:t>
-      </w:r>
-    </w:p>
-    <w:p>
-      <w:pPr>
-        <w:pStyle w:val="Compact"/>
-        <w:numPr>
-          <w:ilvl w:val="0"/>
-          <w:numId w:val="1001"/>
-        </w:numPr>
-      </w:pPr>
-      <w:r>
-        <w:rPr>
-          <w:b/>
-          <w:bCs/>
-        </w:rPr>
-        <w:t xml:space="preserve">Scale:</w:t>
+        <w:t xml:space="preserve">-</w:t>
       </w:r>
       <w:r>
         <w:t xml:space="preserve"> </w:t>
       </w:r>
-      <w:r>
-        <w:t xml:space="preserve">Contains ~58 hours of smartphone-recorded data covering ~4,400 km, alongside vehicle-extracted ground truth data.</w:t>
-      </w:r>
-    </w:p>
-    <w:p>
-      <w:pPr>
-        <w:pStyle w:val="Compact"/>
-        <w:numPr>
-          <w:ilvl w:val="0"/>
-          <w:numId w:val="1001"/>
-        </w:numPr>
-      </w:pPr>
-      <w:r>
-        <w:rPr>
-          <w:b/>
-          <w:bCs/>
-        </w:rPr>
-        <w:t xml:space="preserve">Challenge Addressed:</w:t>
-      </w:r>
-      <w:r>
-        <w:t xml:space="preserve"> </w:t>
-      </w:r>
-      <w:r>
-        <w:t xml:space="preserve">Low-cost INS sensors (like those in smartphones) suffer from substantial noise and bias, causing rapid, cubic drift when integrated traditionally for position.</w:t>
-      </w:r>
-    </w:p>
-    <w:p>
-      <w:r>
-        <w:pict>
-          <v:rect style="width:0;height:1.5pt" o:hralign="center" o:hrstd="t" o:hr="t"/>
-        </w:pict>
-      </w:r>
-    </w:p>
-    <w:bookmarkEnd w:id="9"/>
-    <w:bookmarkStart w:id="10" w:name="state-of-the-art-ml-for-dead-reckoning"/>
-    <w:p>
-      <w:pPr>
-        <w:pStyle w:val="Heading2"/>
-      </w:pPr>
-      <w:r>
-        <w:t xml:space="preserve">2. State-of-the-Art ML for Dead Reckoning</w:t>
-      </w:r>
-    </w:p>
-    <w:p>
-      <w:pPr>
-        <w:pStyle w:val="Compact"/>
-        <w:numPr>
-          <w:ilvl w:val="0"/>
-          <w:numId w:val="1002"/>
-        </w:numPr>
-      </w:pPr>
-      <w:r>
-        <w:rPr>
-          <w:b/>
-          <w:bCs/>
-        </w:rPr>
-        <w:t xml:space="preserve">Traditional Approach:</w:t>
-      </w:r>
-      <w:r>
-        <w:t xml:space="preserve"> </w:t>
-      </w:r>
-      <w:r>
-        <w:t xml:space="preserve">Pure mathematical integration of IMU data (accelerometer for velocity/position, gyroscope for heading) leads to cubic or exponential error growth.</w:t>
-      </w:r>
-    </w:p>
-    <w:p>
-      <w:pPr>
-        <w:pStyle w:val="Compact"/>
-        <w:numPr>
-          <w:ilvl w:val="0"/>
-          <w:numId w:val="1002"/>
-        </w:numPr>
-      </w:pPr>
-      <w:r>
-        <w:rPr>
-          <w:b/>
-          <w:bCs/>
-        </w:rPr>
-        <w:t xml:space="preserve">AI/ML Approach (End-to-End):</w:t>
-      </w:r>
-      <w:r>
-        <w:t xml:space="preserve"> </w:t>
-      </w:r>
-      <w:r>
-        <w:t xml:space="preserve">Models like RoNIN (Robust Neural Inertial Navigation) or TLIO (Tight Learning-based Inertial Odometry) map sequences of IMU data directly to velocity vectors or relative displacements.</w:t>
-      </w:r>
-    </w:p>
-    <w:p>
-      <w:pPr>
-        <w:pStyle w:val="Compact"/>
-        <w:numPr>
-          <w:ilvl w:val="0"/>
-          <w:numId w:val="1002"/>
-        </w:numPr>
-      </w:pPr>
-      <w:r>
-        <w:rPr>
-          <w:b/>
-          <w:bCs/>
-        </w:rPr>
-        <w:t xml:space="preserve">Sequence Models:</w:t>
-      </w:r>
-      <w:r>
-        <w:t xml:space="preserve"> </w:t>
-      </w:r>
-      <w:r>
-        <w:t xml:space="preserve">LSTMs and Temporal Convolutional Networks (TCNs) are highly effective because they can learn the implicit temporal patterns of human or vehicle motion, correcting for vibration and dynamic biases better than traditional filters.</w:t>
-      </w:r>
-    </w:p>
-    <w:p>
-      <w:pPr>
-        <w:pStyle w:val="Compact"/>
-        <w:numPr>
-          <w:ilvl w:val="0"/>
-          <w:numId w:val="1002"/>
-        </w:numPr>
-      </w:pPr>
-      <w:r>
-        <w:rPr>
-          <w:b/>
-          <w:bCs/>
-        </w:rPr>
-        <w:t xml:space="preserve">Robust Generalization:</w:t>
-      </w:r>
-      <w:r>
-        <w:t xml:space="preserve"> </w:t>
-      </w:r>
-      <w:r>
-        <w:t xml:space="preserve">Training must include aggressive data augmentations (impulsive shock, Gaussian noise, varying scale and rotation) to prevent the AI from overfitting to one specific car or mounting angle.</w:t>
-      </w:r>
-    </w:p>
-    <w:p>
-      <w:r>
-        <w:pict>
-          <v:rect style="width:0;height:1.5pt" o:hralign="center" o:hrstd="t" o:hr="t"/>
-        </w:pict>
-      </w:r>
-    </w:p>
-    <w:bookmarkEnd w:id="10"/>
-    <w:bookmarkStart w:id="11" w:name="sensor-fusion-and-ekf"/>
-    <w:p>
-      <w:pPr>
-        <w:pStyle w:val="Heading2"/>
-      </w:pPr>
-      <w:r>
-        <w:t xml:space="preserve">3. Sensor Fusion and EKF</w:t>
-      </w:r>
-    </w:p>
-    <w:p>
-      <w:pPr>
-        <w:pStyle w:val="FirstParagraph"/>
-      </w:pPr>
-      <w:r>
-        <w:t xml:space="preserve">While AI predicts relative motion well, an absolute reference is needed to prevent unbounded drift over long periods.</w:t>
-      </w:r>
-    </w:p>
-    <w:p>
-      <w:pPr>
-        <w:pStyle w:val="Compact"/>
-        <w:numPr>
-          <w:ilvl w:val="0"/>
-          <w:numId w:val="1003"/>
-        </w:numPr>
-      </w:pPr>
-      <w:r>
-        <w:rPr>
-          <w:b/>
-          <w:bCs/>
-        </w:rPr>
-        <w:t xml:space="preserve">Extended Kalman Filter (EKF):</w:t>
-      </w:r>
-      <w:r>
-        <w:t xml:space="preserve"> </w:t>
-      </w:r>
-      <w:r>
-        <w:t xml:space="preserve">The standard algorithm for fusing the AI’s high-frequency relative predictions with low-frequency absolute GNSS updates. We use a 15-state EKF implementation for optimal state tracking.</w:t>
-      </w:r>
-    </w:p>
-    <w:p>
-      <w:pPr>
-        <w:pStyle w:val="Compact"/>
-        <w:numPr>
-          <w:ilvl w:val="0"/>
-          <w:numId w:val="1003"/>
-        </w:numPr>
-      </w:pPr>
-      <w:r>
-        <w:rPr>
-          <w:b/>
-          <w:bCs/>
-        </w:rPr>
-        <w:t xml:space="preserve">Zero Velocity Updates (ZUPT):</w:t>
-      </w:r>
-      <w:r>
-        <w:t xml:space="preserve"> </w:t>
-      </w:r>
-      <w:r>
-        <w:t xml:space="preserve">A crucial heuristic where the model detects if the vehicle has stopped (e.g., at a red light) to rest accumulate velocity error to zero.</w:t>
-      </w:r>
-    </w:p>
-    <w:p>
-      <w:pPr>
-        <w:pStyle w:val="Compact"/>
-        <w:numPr>
-          <w:ilvl w:val="0"/>
-          <w:numId w:val="1003"/>
-        </w:numPr>
-      </w:pPr>
       <w:r>
         <w:rPr>
           <w:b/>
@@ -328,72 +118,52 @@
         <w:t xml:space="preserve"> </w:t>
       </w:r>
       <w:r>
-        <w:t xml:space="preserve">Assumes vehicles do not typically slide sideways, constraining lateral velocity to near zero.</w:t>
-      </w:r>
-    </w:p>
-    <w:p>
-      <w:r>
-        <w:pict>
-          <v:rect style="width:0;height:1.5pt" o:hralign="center" o:hrstd="t" o:hr="t"/>
-        </w:pict>
-      </w:r>
-    </w:p>
-    <w:bookmarkEnd w:id="11"/>
-    <w:bookmarkStart w:id="12" w:name="map-matching"/>
-    <w:p>
-      <w:pPr>
-        <w:pStyle w:val="Heading2"/>
-      </w:pPr>
-      <w:r>
-        <w:t xml:space="preserve">4. Map Matching</w:t>
-      </w:r>
-    </w:p>
-    <w:p>
-      <w:pPr>
-        <w:pStyle w:val="Compact"/>
-        <w:numPr>
-          <w:ilvl w:val="0"/>
-          <w:numId w:val="1004"/>
-        </w:numPr>
-      </w:pPr>
+        <w:t xml:space="preserve">Because cars typically cannot slide sideways or fly, we mathematically constrain lateral and vertical velocities to near-zero variance.</w:t>
+      </w:r>
+      <w:r>
+        <w:t xml:space="preserve"> </w:t>
+      </w:r>
+      <w:r>
+        <w:t xml:space="preserve">-</w:t>
+      </w:r>
+      <w:r>
+        <w:t xml:space="preserve"> </w:t>
+      </w:r>
       <w:r>
         <w:rPr>
           <w:b/>
           <w:bCs/>
         </w:rPr>
-        <w:t xml:space="preserve">Purpose:</w:t>
+        <w:t xml:space="preserve">Zero-Velocity Updates (ZUPT):</w:t>
       </w:r>
       <w:r>
         <w:t xml:space="preserve"> </w:t>
       </w:r>
       <w:r>
-        <w:t xml:space="preserve">To snap the estimated trajectory to known road networks, bounding error drift geometrically.</w:t>
+        <w:t xml:space="preserve">By examining the variance of the acceleration vector, we can accurately determine if the vehicle is stopped (e.g., at a red light). When stationary, the EKF covariance can be severely collapsed, eliminating drift while waiting.</w:t>
+      </w:r>
+    </w:p>
+    <w:bookmarkEnd w:id="11"/>
+    <w:bookmarkStart w:id="12" w:name="geometric-map-matching"/>
+    <w:p>
+      <w:pPr>
+        <w:pStyle w:val="Heading3"/>
+      </w:pPr>
+      <w:r>
+        <w:t xml:space="preserve">3. Geometric Map Matching</w:t>
       </w:r>
     </w:p>
     <w:p>
       <w:pPr>
-        <w:pStyle w:val="Compact"/>
-        <w:numPr>
-          <w:ilvl w:val="0"/>
-          <w:numId w:val="1004"/>
-        </w:numPr>
-      </w:pPr>
-      <w:r>
-        <w:rPr>
-          <w:b/>
-          <w:bCs/>
-        </w:rPr>
-        <w:t xml:space="preserve">Implementation:</w:t>
-      </w:r>
-      <w:r>
-        <w:t xml:space="preserve"> </w:t>
-      </w:r>
-      <w:r>
-        <w:t xml:space="preserve">Usually handled using Hidden Markov Models (HMM) for probabilistic snapping or geometry-based snapping using offline maps (OpenStreetMap data) computed directly on the edge.</w:t>
+        <w:pStyle w:val="FirstParagraph"/>
+      </w:pPr>
+      <w:r>
+        <w:t xml:space="preserve">While Hidden Markov Models (HMMs) are standard for cloud-based map matching (e.g., Google Maps), processing Viterbi algorithms natively on a phone is computationally expensive. Research into geometric and distance-based heuristics proved sufficient when coupled with an already highly-accurate EKF output, satisfying the requirement for an offline, self-contained constraint mechanism.</w:t>
       </w:r>
     </w:p>
     <w:bookmarkEnd w:id="12"/>
     <w:bookmarkEnd w:id="13"/>
+    <w:bookmarkEnd w:id="14"/>
     <w:sectPr>
       <w:footnotePr>
         <w:numRestart w:val="eachSect"/>
@@ -504,123 +274,8 @@
       </w:pPr>
     </w:lvl>
   </w:abstractNum>
-  <w:abstractNum w:abstractNumId="991">
-    <w:nsid w:val="0000A991"/>
-    <w:multiLevelType w:val="multilevel"/>
-    <w:lvl w:ilvl="0">
-      <w:numFmt w:val="bullet"/>
-      <w:lvlText w:val=""/>
-      <w:lvlJc w:val="left"/>
-      <w:pPr>
-        <w:ind w:left="720" w:hanging="360"/>
-      </w:pPr>
-      <w:rPr>
-        <w:rFonts w:ascii="Symbol" w:hAnsi="Symbol" w:cs="Symbol" w:hint="default"/>
-      </w:rPr>
-    </w:lvl>
-    <w:lvl w:ilvl="1">
-      <w:numFmt w:val="bullet"/>
-      <w:lvlText w:val="o"/>
-      <w:lvlJc w:val="left"/>
-      <w:pPr>
-        <w:ind w:left="1440" w:hanging="360"/>
-      </w:pPr>
-      <w:rPr>
-        <w:rFonts w:ascii="Courier New" w:hAnsi="Courier New" w:cs="Courier New" w:hint="default"/>
-      </w:rPr>
-    </w:lvl>
-    <w:lvl w:ilvl="2">
-      <w:numFmt w:val="bullet"/>
-      <w:lvlText w:val=""/>
-      <w:lvlJc w:val="left"/>
-      <w:pPr>
-        <w:ind w:left="2160" w:hanging="360"/>
-      </w:pPr>
-      <w:rPr>
-        <w:rFonts w:ascii="Wingdings" w:hAnsi="Wingdings" w:cs="Wingdings" w:hint="default"/>
-      </w:rPr>
-    </w:lvl>
-    <w:lvl w:ilvl="3">
-      <w:numFmt w:val="bullet"/>
-      <w:lvlText w:val=""/>
-      <w:lvlJc w:val="left"/>
-      <w:pPr>
-        <w:ind w:left="2880" w:hanging="360"/>
-      </w:pPr>
-      <w:rPr>
-        <w:rFonts w:ascii="Symbol" w:hAnsi="Symbol" w:cs="Symbol" w:hint="default"/>
-      </w:rPr>
-    </w:lvl>
-    <w:lvl w:ilvl="4">
-      <w:numFmt w:val="bullet"/>
-      <w:lvlText w:val="o"/>
-      <w:lvlJc w:val="left"/>
-      <w:pPr>
-        <w:ind w:left="3600" w:hanging="360"/>
-      </w:pPr>
-      <w:rPr>
-        <w:rFonts w:ascii="Courier New" w:hAnsi="Courier New" w:cs="Courier New" w:hint="default"/>
-      </w:rPr>
-    </w:lvl>
-    <w:lvl w:ilvl="5">
-      <w:numFmt w:val="bullet"/>
-      <w:lvlText w:val=""/>
-      <w:lvlJc w:val="left"/>
-      <w:pPr>
-        <w:ind w:left="4320" w:hanging="360"/>
-      </w:pPr>
-      <w:rPr>
-        <w:rFonts w:ascii="Wingdings" w:hAnsi="Wingdings" w:cs="Wingdings" w:hint="default"/>
-      </w:rPr>
-    </w:lvl>
-    <w:lvl w:ilvl="6">
-      <w:numFmt w:val="bullet"/>
-      <w:lvlText w:val=""/>
-      <w:lvlJc w:val="left"/>
-      <w:pPr>
-        <w:ind w:left="5040" w:hanging="360"/>
-      </w:pPr>
-      <w:rPr>
-        <w:rFonts w:ascii="Symbol" w:hAnsi="Symbol" w:cs="Symbol" w:hint="default"/>
-      </w:rPr>
-    </w:lvl>
-    <w:lvl w:ilvl="7">
-      <w:numFmt w:val="bullet"/>
-      <w:lvlText w:val="o"/>
-      <w:lvlJc w:val="left"/>
-      <w:pPr>
-        <w:ind w:left="5760" w:hanging="360"/>
-      </w:pPr>
-      <w:rPr>
-        <w:rFonts w:ascii="Courier New" w:hAnsi="Courier New" w:cs="Courier New" w:hint="default"/>
-      </w:rPr>
-    </w:lvl>
-    <w:lvl w:ilvl="8">
-      <w:numFmt w:val="bullet"/>
-      <w:lvlText w:val=""/>
-      <w:lvlJc w:val="left"/>
-      <w:pPr>
-        <w:ind w:left="6480" w:hanging="360"/>
-      </w:pPr>
-      <w:rPr>
-        <w:rFonts w:ascii="Wingdings" w:hAnsi="Wingdings" w:cs="Wingdings" w:hint="default"/>
-      </w:rPr>
-    </w:lvl>
-  </w:abstractNum>
   <w:num w:numId="1000">
     <w:abstractNumId w:val="990"/>
-  </w:num>
-  <w:num w:numId="1001">
-    <w:abstractNumId w:val="991"/>
-  </w:num>
-  <w:num w:numId="1002">
-    <w:abstractNumId w:val="991"/>
-  </w:num>
-  <w:num w:numId="1003">
-    <w:abstractNumId w:val="991"/>
-  </w:num>
-  <w:num w:numId="1004">
-    <w:abstractNumId w:val="991"/>
   </w:num>
 </w:numbering>
 </file>

--- a/Important Documents/Research.docx
+++ b/Important Documents/Research.docx
@@ -2,22 +2,22 @@
 <file path=word/document.xml><?xml version="1.0" encoding="utf-8"?>
 <w:document xmlns:w="http://schemas.openxmlformats.org/wordprocessingml/2006/main" xmlns:m="http://schemas.openxmlformats.org/officeDocument/2006/math" xmlns:r="http://schemas.openxmlformats.org/officeDocument/2006/relationships" xmlns:o="urn:schemas-microsoft-com:office:office" xmlns:v="urn:schemas-microsoft-com:vml" xmlns:w10="urn:schemas-microsoft-com:office:word" xmlns:a="http://schemas.openxmlformats.org/drawingml/2006/main" xmlns:pic="http://schemas.openxmlformats.org/drawingml/2006/picture" xmlns:wp="http://schemas.openxmlformats.org/drawingml/2006/wordprocessingDrawing">
   <w:body>
-    <w:bookmarkStart w:id="14" w:name="research-literature-review"/>
+    <w:bookmarkStart w:id="13" w:name="Xa0acb0e8ba12fc268033f9156631dae40e467ff"/>
     <w:p>
       <w:pPr>
         <w:pStyle w:val="Heading1"/>
       </w:pPr>
       <w:r>
-        <w:t xml:space="preserve">Research &amp; Literature Review</w:t>
+        <w:t xml:space="preserve">Navigators IDR — Research &amp; Literature Review</w:t>
       </w:r>
     </w:p>
-    <w:bookmarkStart w:id="9" w:name="X7148c79bca24eac3f337fabdfb8d444c3b4eaef"/>
+    <w:bookmarkStart w:id="9" w:name="X4c549de3284486bd48e2dd8c0029050300e5374"/>
     <w:p>
       <w:pPr>
         <w:pStyle w:val="Heading2"/>
       </w:pPr>
       <w:r>
-        <w:t xml:space="preserve">Core Problems with Smartphone Dead Reckoning</w:t>
+        <w:t xml:space="preserve">1. The Challenge of Smartphone Pedestrian vs. Vehicle DR</w:t>
       </w:r>
     </w:p>
     <w:p>
@@ -25,17 +25,17 @@
         <w:pStyle w:val="FirstParagraph"/>
       </w:pPr>
       <w:r>
-        <w:t xml:space="preserve">Classical Inertial Navigation Systems (INS) calculate position by double-integrating the acceleration data from IMUs. Because commercial smartphone IMUs suffer from significant MEMS (Micro-Electro-Mechanical Systems) noise, quantization error, and thermal drift, this double integration causes position error to grow quadratically (and eventually cubically due to orientation errors) over time.</w:t>
+        <w:t xml:space="preserve">Unlike Pedestrian Dead Reckoning (PDR) which relies on step-counting, vehicle dynamics are continuous. Double integration of noisy smartphone accelerometers causes catastrophic quadratic drift within seconds.</w:t>
       </w:r>
     </w:p>
     <w:bookmarkEnd w:id="9"/>
-    <w:bookmarkStart w:id="13" w:name="research-insights"/>
+    <w:bookmarkStart w:id="10" w:name="ai-for-velocity-estimation"/>
     <w:p>
       <w:pPr>
         <w:pStyle w:val="Heading2"/>
       </w:pPr>
       <w:r>
-        <w:t xml:space="preserve">Research Insights</w:t>
+        <w:t xml:space="preserve">2. AI for Velocity Estimation</w:t>
       </w:r>
     </w:p>
     <w:p>
@@ -43,60 +43,7 @@
         <w:pStyle w:val="FirstParagraph"/>
       </w:pPr>
       <w:r>
-        <w:t xml:space="preserve">To bound this error during GNSS-denied scenarios, this project synthesized several state-of-the-art approaches:</w:t>
-      </w:r>
-    </w:p>
-    <w:bookmarkStart w:id="10" w:name="X21b1667f22b7cc4bd8b77b563f17450c4c21e19"/>
-    <w:p>
-      <w:pPr>
-        <w:pStyle w:val="Heading3"/>
-      </w:pPr>
-      <w:r>
-        <w:t xml:space="preserve">1. AI-Driven Velocity Estimation (TCNs vs LSTMs)</w:t>
-      </w:r>
-    </w:p>
-    <w:p>
-      <w:pPr>
-        <w:pStyle w:val="FirstParagraph"/>
-      </w:pPr>
-      <w:r>
-        <w:t xml:space="preserve">Recent literature indicates that treating velocity estimation as a sequence-to-sequence mapping problem yields better results than raw integration. We chose a Temporal Convolutional Network (TCN) over LSTMs because TCNs:</w:t>
-      </w:r>
-      <w:r>
-        <w:t xml:space="preserve"> </w:t>
-      </w:r>
-      <w:r>
-        <w:t xml:space="preserve">- Exhibit stable gradients over long sequences.</w:t>
-      </w:r>
-      <w:r>
-        <w:t xml:space="preserve"> </w:t>
-      </w:r>
-      <w:r>
-        <w:t xml:space="preserve">- Can process sliding windows (e.g., 200 samples) in parallel, dramatically reducing inference latency on edge CPUs.</w:t>
-      </w:r>
-      <w:r>
-        <w:t xml:space="preserve"> </w:t>
-      </w:r>
-      <w:r>
-        <w:t xml:space="preserve">- Predict absolute 2D vehicle velocities directly, sidestepping integration errors.</w:t>
-      </w:r>
-    </w:p>
-    <w:bookmarkEnd w:id="10"/>
-    <w:bookmarkStart w:id="11" w:name="vehicle-kinematic-constraints-nhc-zupt"/>
-    <w:p>
-      <w:pPr>
-        <w:pStyle w:val="Heading3"/>
-      </w:pPr>
-      <w:r>
-        <w:t xml:space="preserve">2. Vehicle Kinematic Constraints (NHC &amp; ZUPT)</w:t>
-      </w:r>
-    </w:p>
-    <w:p>
-      <w:pPr>
-        <w:pStyle w:val="FirstParagraph"/>
-      </w:pPr>
-      <w:r>
-        <w:t xml:space="preserve">Research shows that without constraints, an EKF will rapidly diverge.</w:t>
+        <w:t xml:space="preserve">Recent literature (e.g., ION GNSS+) demonstrates that deep learning models—specifically Temporal Convolutional Networks (TCNs) and LSTMs—can map windowed IMU data directly to velocity vectors, bypassing the double-integration problem.</w:t>
       </w:r>
       <w:r>
         <w:t xml:space="preserve"> </w:t>
@@ -112,45 +59,50 @@
           <w:b/>
           <w:bCs/>
         </w:rPr>
-        <w:t xml:space="preserve">Non-Holonomic Constraints (NHC):</w:t>
+        <w:t xml:space="preserve">Why TCN over LSTM?</w:t>
+      </w:r>
+      <w:r>
+        <w:t xml:space="preserve">: TCNs offer parallelized convolution, meaning lower latency on mobile edge devices compared to the sequential nature of LSTMs.</w:t>
+      </w:r>
+    </w:p>
+    <w:bookmarkEnd w:id="10"/>
+    <w:bookmarkStart w:id="11" w:name="state-extended-kalman-filter"/>
+    <w:p>
+      <w:pPr>
+        <w:pStyle w:val="Heading2"/>
+      </w:pPr>
+      <w:r>
+        <w:t xml:space="preserve">3. 15-State Extended Kalman Filter</w:t>
+      </w:r>
+    </w:p>
+    <w:p>
+      <w:pPr>
+        <w:pStyle w:val="FirstParagraph"/>
+      </w:pPr>
+      <w:r>
+        <w:t xml:space="preserve">Standard 6-state or 9-state filters cannot track sensor biases. A 15-state EKF tracks position, velocity, attitude, AND the dynamic biases of the accelerometer and gyroscope. By using the AI velocity prediction as an</w:t>
       </w:r>
       <w:r>
         <w:t xml:space="preserve"> </w:t>
       </w:r>
       <w:r>
-        <w:t xml:space="preserve">Because cars typically cannot slide sideways or fly, we mathematically constrain lateral and vertical velocities to near-zero variance.</w:t>
+        <w:t xml:space="preserve">“update”</w:t>
       </w:r>
       <w:r>
         <w:t xml:space="preserve"> </w:t>
       </w:r>
       <w:r>
-        <w:t xml:space="preserve">-</w:t>
-      </w:r>
-      <w:r>
-        <w:t xml:space="preserve"> </w:t>
-      </w:r>
-      <w:r>
-        <w:rPr>
-          <w:b/>
-          <w:bCs/>
-        </w:rPr>
-        <w:t xml:space="preserve">Zero-Velocity Updates (ZUPT):</w:t>
-      </w:r>
-      <w:r>
-        <w:t xml:space="preserve"> </w:t>
-      </w:r>
-      <w:r>
-        <w:t xml:space="preserve">By examining the variance of the acceleration vector, we can accurately determine if the vehicle is stopped (e.g., at a red light). When stationary, the EKF covariance can be severely collapsed, eliminating drift while waiting.</w:t>
+        <w:t xml:space="preserve">measurement, the EKF can continually correct these biases even when GNSS is lost.</w:t>
       </w:r>
     </w:p>
     <w:bookmarkEnd w:id="11"/>
-    <w:bookmarkStart w:id="12" w:name="geometric-map-matching"/>
+    <w:bookmarkStart w:id="12" w:name="map-matching"/>
     <w:p>
       <w:pPr>
-        <w:pStyle w:val="Heading3"/>
-      </w:pPr>
-      <w:r>
-        <w:t xml:space="preserve">3. Geometric Map Matching</w:t>
+        <w:pStyle w:val="Heading2"/>
+      </w:pPr>
+      <w:r>
+        <w:t xml:space="preserve">4. Map Matching</w:t>
       </w:r>
     </w:p>
     <w:p>
@@ -158,12 +110,11 @@
         <w:pStyle w:val="FirstParagraph"/>
       </w:pPr>
       <w:r>
-        <w:t xml:space="preserve">While Hidden Markov Models (HMMs) are standard for cloud-based map matching (e.g., Google Maps), processing Viterbi algorithms natively on a phone is computationally expensive. Research into geometric and distance-based heuristics proved sufficient when coupled with an already highly-accurate EKF output, satisfying the requirement for an offline, self-contained constraint mechanism.</w:t>
+        <w:t xml:space="preserve">Offline Map Matching using HMM (Hidden Markov Models) acts as a pseudo-lateral constraint, snapping the trajectory to road graphs to eliminate cross-track drift over multi-minute outages.</w:t>
       </w:r>
     </w:p>
     <w:bookmarkEnd w:id="12"/>
     <w:bookmarkEnd w:id="13"/>
-    <w:bookmarkEnd w:id="14"/>
     <w:sectPr>
       <w:footnotePr>
         <w:numRestart w:val="eachSect"/>
